--- a/Documentação/Roteiro de Fases/Fase 1.1.docx
+++ b/Documentação/Roteiro de Fases/Fase 1.1.docx
@@ -1184,6 +1184,747 @@
           <w:szCs w:val="32"/>
         </w:rPr>
         <w:lastRenderedPageBreak/>
+        <w:t>Mapa de Imagens</w:t>
+      </w:r>
+    </w:p>
+    <w:p>
+      <w:pPr>
+        <w:pStyle w:val="PargrafodaLista"/>
+        <w:spacing w:after="0"/>
+        <w:jc w:val="center"/>
+        <w:rPr>
+          <w:rFonts w:ascii="Arial" w:eastAsia="Goudy Type" w:hAnsi="Arial" w:cs="Arial"/>
+          <w:b/>
+          <w:bCs/>
+          <w:sz w:val="32"/>
+          <w:szCs w:val="32"/>
+        </w:rPr>
+      </w:pPr>
+    </w:p>
+    <w:tbl>
+      <w:tblPr>
+        <w:tblW w:w="0" w:type="auto"/>
+        <w:jc w:val="center"/>
+        <w:tblCellSpacing w:w="15" w:type="dxa"/>
+        <w:tblCellMar>
+          <w:top w:w="15" w:type="dxa"/>
+          <w:left w:w="15" w:type="dxa"/>
+          <w:bottom w:w="15" w:type="dxa"/>
+          <w:right w:w="15" w:type="dxa"/>
+        </w:tblCellMar>
+        <w:tblLook w:val="04A0" w:firstRow="1" w:lastRow="0" w:firstColumn="1" w:lastColumn="0" w:noHBand="0" w:noVBand="1"/>
+      </w:tblPr>
+      <w:tblGrid>
+        <w:gridCol w:w="2119"/>
+        <w:gridCol w:w="1962"/>
+      </w:tblGrid>
+      <w:tr>
+        <w:trPr>
+          <w:trHeight w:val="482"/>
+          <w:tblHeader/>
+          <w:tblCellSpacing w:w="15" w:type="dxa"/>
+          <w:jc w:val="center"/>
+        </w:trPr>
+        <w:tc>
+          <w:tcPr>
+            <w:tcW w:w="2074" w:type="dxa"/>
+            <w:tcBorders>
+              <w:top w:val="single" w:sz="6" w:space="0" w:color="auto"/>
+              <w:left w:val="single" w:sz="6" w:space="0" w:color="auto"/>
+              <w:bottom w:val="single" w:sz="6" w:space="0" w:color="auto"/>
+              <w:right w:val="single" w:sz="6" w:space="0" w:color="auto"/>
+            </w:tcBorders>
+            <w:hideMark/>
+          </w:tcPr>
+          <w:p>
+            <w:pPr>
+              <w:jc w:val="center"/>
+              <w:rPr>
+                <w:rFonts w:ascii="Arial" w:eastAsia="Goudy Type" w:hAnsi="Arial" w:cs="Arial"/>
+              </w:rPr>
+            </w:pPr>
+            <w:r>
+              <w:rPr>
+                <w:rFonts w:ascii="Arial" w:eastAsia="Goudy Type" w:hAnsi="Arial" w:cs="Arial"/>
+                <w:b/>
+                <w:bCs/>
+              </w:rPr>
+              <w:t>Imagem</w:t>
+            </w:r>
+          </w:p>
+        </w:tc>
+        <w:tc>
+          <w:tcPr>
+            <w:tcW w:w="1917" w:type="dxa"/>
+            <w:tcBorders>
+              <w:top w:val="single" w:sz="6" w:space="0" w:color="auto"/>
+              <w:left w:val="single" w:sz="6" w:space="0" w:color="auto"/>
+              <w:bottom w:val="single" w:sz="6" w:space="0" w:color="auto"/>
+              <w:right w:val="single" w:sz="6" w:space="0" w:color="auto"/>
+            </w:tcBorders>
+            <w:hideMark/>
+          </w:tcPr>
+          <w:p>
+            <w:pPr>
+              <w:jc w:val="center"/>
+              <w:rPr>
+                <w:rFonts w:ascii="Arial" w:eastAsia="Goudy Type" w:hAnsi="Arial" w:cs="Arial"/>
+              </w:rPr>
+            </w:pPr>
+            <w:r>
+              <w:rPr>
+                <w:rFonts w:ascii="Arial" w:eastAsia="Goudy Type" w:hAnsi="Arial" w:cs="Arial"/>
+                <w:b/>
+                <w:bCs/>
+              </w:rPr>
+              <w:t>Situação</w:t>
+            </w:r>
+          </w:p>
+        </w:tc>
+      </w:tr>
+      <w:tr>
+        <w:trPr>
+          <w:trHeight w:val="470"/>
+          <w:tblCellSpacing w:w="15" w:type="dxa"/>
+          <w:jc w:val="center"/>
+        </w:trPr>
+        <w:tc>
+          <w:tcPr>
+            <w:tcW w:w="2074" w:type="dxa"/>
+            <w:tcBorders>
+              <w:top w:val="single" w:sz="6" w:space="0" w:color="auto"/>
+              <w:left w:val="single" w:sz="6" w:space="0" w:color="auto"/>
+              <w:bottom w:val="single" w:sz="6" w:space="0" w:color="auto"/>
+              <w:right w:val="single" w:sz="6" w:space="0" w:color="auto"/>
+            </w:tcBorders>
+            <w:vAlign w:val="center"/>
+            <w:hideMark/>
+          </w:tcPr>
+          <w:p>
+            <w:pPr>
+              <w:jc w:val="center"/>
+              <w:rPr>
+                <w:rFonts w:ascii="Arial" w:eastAsia="Goudy Type" w:hAnsi="Arial" w:cs="Arial"/>
+              </w:rPr>
+            </w:pPr>
+            <w:r>
+              <w:rPr>
+                <w:rFonts w:ascii="Arial" w:eastAsia="Goudy Type" w:hAnsi="Arial" w:cs="Arial"/>
+                <w:b/>
+                <w:bCs/>
+              </w:rPr>
+              <w:t>Cena 01</w:t>
+            </w:r>
+          </w:p>
+        </w:tc>
+        <w:tc>
+          <w:tcPr>
+            <w:tcW w:w="1917" w:type="dxa"/>
+            <w:tcBorders>
+              <w:top w:val="single" w:sz="6" w:space="0" w:color="auto"/>
+              <w:left w:val="single" w:sz="6" w:space="0" w:color="auto"/>
+              <w:bottom w:val="single" w:sz="6" w:space="0" w:color="auto"/>
+              <w:right w:val="single" w:sz="6" w:space="0" w:color="auto"/>
+            </w:tcBorders>
+            <w:vAlign w:val="center"/>
+            <w:hideMark/>
+          </w:tcPr>
+          <w:p>
+            <w:pPr>
+              <w:spacing w:after="0"/>
+              <w:rPr>
+                <w:rFonts w:ascii="Arial" w:eastAsia="Goudy Type" w:hAnsi="Arial" w:cs="Arial"/>
+              </w:rPr>
+            </w:pPr>
+            <w:r>
+              <w:rPr>
+                <w:rFonts w:ascii="Arial" w:eastAsia="Goudy Type" w:hAnsi="Arial" w:cs="Arial"/>
+              </w:rPr>
+              <w:t>OK</w:t>
+            </w:r>
+          </w:p>
+        </w:tc>
+      </w:tr>
+      <w:tr>
+        <w:trPr>
+          <w:trHeight w:val="482"/>
+          <w:tblCellSpacing w:w="15" w:type="dxa"/>
+          <w:jc w:val="center"/>
+        </w:trPr>
+        <w:tc>
+          <w:tcPr>
+            <w:tcW w:w="2074" w:type="dxa"/>
+            <w:tcBorders>
+              <w:top w:val="single" w:sz="6" w:space="0" w:color="auto"/>
+              <w:left w:val="single" w:sz="6" w:space="0" w:color="auto"/>
+              <w:bottom w:val="single" w:sz="6" w:space="0" w:color="auto"/>
+              <w:right w:val="single" w:sz="6" w:space="0" w:color="auto"/>
+            </w:tcBorders>
+            <w:vAlign w:val="center"/>
+            <w:hideMark/>
+          </w:tcPr>
+          <w:p>
+            <w:pPr>
+              <w:jc w:val="center"/>
+              <w:rPr>
+                <w:rFonts w:ascii="Arial" w:eastAsia="Goudy Type" w:hAnsi="Arial" w:cs="Arial"/>
+                <w:b/>
+                <w:bCs/>
+              </w:rPr>
+            </w:pPr>
+            <w:r>
+              <w:rPr>
+                <w:rFonts w:ascii="Arial" w:eastAsia="Goudy Type" w:hAnsi="Arial" w:cs="Arial"/>
+                <w:b/>
+                <w:bCs/>
+              </w:rPr>
+              <w:t>Cena 0</w:t>
+            </w:r>
+            <w:r>
+              <w:rPr>
+                <w:rFonts w:ascii="Arial" w:eastAsia="Goudy Type" w:hAnsi="Arial" w:cs="Arial"/>
+                <w:b/>
+                <w:bCs/>
+              </w:rPr>
+              <w:t>2</w:t>
+            </w:r>
+          </w:p>
+        </w:tc>
+        <w:tc>
+          <w:tcPr>
+            <w:tcW w:w="1917" w:type="dxa"/>
+            <w:tcBorders>
+              <w:top w:val="single" w:sz="6" w:space="0" w:color="auto"/>
+              <w:left w:val="single" w:sz="6" w:space="0" w:color="auto"/>
+              <w:bottom w:val="single" w:sz="6" w:space="0" w:color="auto"/>
+              <w:right w:val="single" w:sz="6" w:space="0" w:color="auto"/>
+            </w:tcBorders>
+            <w:vAlign w:val="center"/>
+            <w:hideMark/>
+          </w:tcPr>
+          <w:p>
+            <w:pPr>
+              <w:rPr>
+                <w:rFonts w:ascii="Arial" w:eastAsia="Goudy Type" w:hAnsi="Arial" w:cs="Arial"/>
+              </w:rPr>
+            </w:pPr>
+            <w:r>
+              <w:rPr>
+                <w:rFonts w:ascii="Arial" w:eastAsia="Goudy Type" w:hAnsi="Arial" w:cs="Arial"/>
+              </w:rPr>
+              <w:t>OK</w:t>
+            </w:r>
+          </w:p>
+        </w:tc>
+      </w:tr>
+      <w:tr>
+        <w:trPr>
+          <w:trHeight w:val="482"/>
+          <w:tblCellSpacing w:w="15" w:type="dxa"/>
+          <w:jc w:val="center"/>
+        </w:trPr>
+        <w:tc>
+          <w:tcPr>
+            <w:tcW w:w="2074" w:type="dxa"/>
+            <w:tcBorders>
+              <w:top w:val="single" w:sz="6" w:space="0" w:color="auto"/>
+              <w:left w:val="single" w:sz="6" w:space="0" w:color="auto"/>
+              <w:bottom w:val="single" w:sz="6" w:space="0" w:color="auto"/>
+              <w:right w:val="single" w:sz="6" w:space="0" w:color="auto"/>
+            </w:tcBorders>
+            <w:vAlign w:val="center"/>
+          </w:tcPr>
+          <w:p>
+            <w:pPr>
+              <w:jc w:val="center"/>
+              <w:rPr>
+                <w:rFonts w:ascii="Arial" w:eastAsia="Goudy Type" w:hAnsi="Arial" w:cs="Arial"/>
+                <w:b/>
+                <w:bCs/>
+              </w:rPr>
+            </w:pPr>
+            <w:r>
+              <w:rPr>
+                <w:rFonts w:ascii="Arial" w:eastAsia="Goudy Type" w:hAnsi="Arial" w:cs="Arial"/>
+                <w:b/>
+                <w:bCs/>
+              </w:rPr>
+              <w:t>Cena 0</w:t>
+            </w:r>
+            <w:r>
+              <w:rPr>
+                <w:rFonts w:ascii="Arial" w:eastAsia="Goudy Type" w:hAnsi="Arial" w:cs="Arial"/>
+                <w:b/>
+                <w:bCs/>
+              </w:rPr>
+              <w:t>3</w:t>
+            </w:r>
+          </w:p>
+        </w:tc>
+        <w:tc>
+          <w:tcPr>
+            <w:tcW w:w="1917" w:type="dxa"/>
+            <w:tcBorders>
+              <w:top w:val="single" w:sz="6" w:space="0" w:color="auto"/>
+              <w:left w:val="single" w:sz="6" w:space="0" w:color="auto"/>
+              <w:bottom w:val="single" w:sz="6" w:space="0" w:color="auto"/>
+              <w:right w:val="single" w:sz="6" w:space="0" w:color="auto"/>
+            </w:tcBorders>
+            <w:vAlign w:val="center"/>
+          </w:tcPr>
+          <w:p>
+            <w:pPr>
+              <w:rPr>
+                <w:rFonts w:ascii="Arial" w:eastAsia="Goudy Type" w:hAnsi="Arial" w:cs="Arial"/>
+                <w:b/>
+                <w:bCs/>
+              </w:rPr>
+            </w:pPr>
+            <w:r>
+              <w:rPr>
+                <w:rFonts w:ascii="Arial" w:eastAsia="Goudy Type" w:hAnsi="Arial" w:cs="Arial"/>
+              </w:rPr>
+              <w:t>OK</w:t>
+            </w:r>
+          </w:p>
+        </w:tc>
+      </w:tr>
+      <w:tr>
+        <w:trPr>
+          <w:trHeight w:val="470"/>
+          <w:tblCellSpacing w:w="15" w:type="dxa"/>
+          <w:jc w:val="center"/>
+        </w:trPr>
+        <w:tc>
+          <w:tcPr>
+            <w:tcW w:w="2074" w:type="dxa"/>
+            <w:tcBorders>
+              <w:top w:val="single" w:sz="6" w:space="0" w:color="auto"/>
+              <w:left w:val="single" w:sz="6" w:space="0" w:color="auto"/>
+              <w:bottom w:val="single" w:sz="6" w:space="0" w:color="auto"/>
+              <w:right w:val="single" w:sz="6" w:space="0" w:color="auto"/>
+            </w:tcBorders>
+            <w:vAlign w:val="center"/>
+          </w:tcPr>
+          <w:p>
+            <w:pPr>
+              <w:jc w:val="center"/>
+              <w:rPr>
+                <w:rFonts w:ascii="Arial" w:eastAsia="Goudy Type" w:hAnsi="Arial" w:cs="Arial"/>
+                <w:b/>
+                <w:bCs/>
+              </w:rPr>
+            </w:pPr>
+            <w:r>
+              <w:rPr>
+                <w:rFonts w:ascii="Arial" w:eastAsia="Goudy Type" w:hAnsi="Arial" w:cs="Arial"/>
+                <w:b/>
+                <w:bCs/>
+              </w:rPr>
+              <w:t>Cena 04</w:t>
+            </w:r>
+          </w:p>
+        </w:tc>
+        <w:tc>
+          <w:tcPr>
+            <w:tcW w:w="1917" w:type="dxa"/>
+            <w:tcBorders>
+              <w:top w:val="single" w:sz="6" w:space="0" w:color="auto"/>
+              <w:left w:val="single" w:sz="6" w:space="0" w:color="auto"/>
+              <w:bottom w:val="single" w:sz="6" w:space="0" w:color="auto"/>
+              <w:right w:val="single" w:sz="6" w:space="0" w:color="auto"/>
+            </w:tcBorders>
+            <w:vAlign w:val="center"/>
+          </w:tcPr>
+          <w:p>
+            <w:pPr>
+              <w:rPr>
+                <w:rFonts w:ascii="Arial" w:eastAsia="Goudy Type" w:hAnsi="Arial" w:cs="Arial"/>
+                <w:b/>
+                <w:bCs/>
+              </w:rPr>
+            </w:pPr>
+            <w:r>
+              <w:rPr>
+                <w:rFonts w:ascii="Arial" w:eastAsia="Goudy Type" w:hAnsi="Arial" w:cs="Arial"/>
+              </w:rPr>
+              <w:t>OK</w:t>
+            </w:r>
+          </w:p>
+        </w:tc>
+      </w:tr>
+      <w:tr>
+        <w:trPr>
+          <w:trHeight w:val="482"/>
+          <w:tblCellSpacing w:w="15" w:type="dxa"/>
+          <w:jc w:val="center"/>
+        </w:trPr>
+        <w:tc>
+          <w:tcPr>
+            <w:tcW w:w="2074" w:type="dxa"/>
+            <w:tcBorders>
+              <w:top w:val="single" w:sz="6" w:space="0" w:color="auto"/>
+              <w:left w:val="single" w:sz="6" w:space="0" w:color="auto"/>
+              <w:bottom w:val="single" w:sz="6" w:space="0" w:color="auto"/>
+              <w:right w:val="single" w:sz="6" w:space="0" w:color="auto"/>
+            </w:tcBorders>
+            <w:vAlign w:val="center"/>
+          </w:tcPr>
+          <w:p>
+            <w:pPr>
+              <w:jc w:val="center"/>
+              <w:rPr>
+                <w:rFonts w:ascii="Arial" w:eastAsia="Goudy Type" w:hAnsi="Arial" w:cs="Arial"/>
+                <w:b/>
+                <w:bCs/>
+              </w:rPr>
+            </w:pPr>
+            <w:r>
+              <w:rPr>
+                <w:rFonts w:ascii="Arial" w:eastAsia="Goudy Type" w:hAnsi="Arial" w:cs="Arial"/>
+                <w:b/>
+                <w:bCs/>
+              </w:rPr>
+              <w:t>Condor</w:t>
+            </w:r>
+          </w:p>
+        </w:tc>
+        <w:tc>
+          <w:tcPr>
+            <w:tcW w:w="1917" w:type="dxa"/>
+            <w:tcBorders>
+              <w:top w:val="single" w:sz="6" w:space="0" w:color="auto"/>
+              <w:left w:val="single" w:sz="6" w:space="0" w:color="auto"/>
+              <w:bottom w:val="single" w:sz="6" w:space="0" w:color="auto"/>
+              <w:right w:val="single" w:sz="6" w:space="0" w:color="auto"/>
+            </w:tcBorders>
+            <w:vAlign w:val="center"/>
+          </w:tcPr>
+          <w:p>
+            <w:pPr>
+              <w:rPr>
+                <w:rFonts w:ascii="Arial" w:eastAsia="Goudy Type" w:hAnsi="Arial" w:cs="Arial"/>
+                <w:b/>
+                <w:bCs/>
+              </w:rPr>
+            </w:pPr>
+            <w:r>
+              <w:rPr>
+                <w:rFonts w:ascii="Arial" w:eastAsia="Goudy Type" w:hAnsi="Arial" w:cs="Arial"/>
+              </w:rPr>
+              <w:t>OK</w:t>
+            </w:r>
+          </w:p>
+        </w:tc>
+      </w:tr>
+      <w:tr>
+        <w:trPr>
+          <w:trHeight w:val="470"/>
+          <w:tblCellSpacing w:w="15" w:type="dxa"/>
+          <w:jc w:val="center"/>
+        </w:trPr>
+        <w:tc>
+          <w:tcPr>
+            <w:tcW w:w="2074" w:type="dxa"/>
+            <w:tcBorders>
+              <w:top w:val="single" w:sz="6" w:space="0" w:color="auto"/>
+              <w:left w:val="single" w:sz="6" w:space="0" w:color="auto"/>
+              <w:bottom w:val="single" w:sz="6" w:space="0" w:color="auto"/>
+              <w:right w:val="single" w:sz="6" w:space="0" w:color="auto"/>
+            </w:tcBorders>
+            <w:vAlign w:val="center"/>
+          </w:tcPr>
+          <w:p>
+            <w:pPr>
+              <w:jc w:val="center"/>
+              <w:rPr>
+                <w:rFonts w:ascii="Arial" w:eastAsia="Goudy Type" w:hAnsi="Arial" w:cs="Arial"/>
+                <w:b/>
+                <w:bCs/>
+              </w:rPr>
+            </w:pPr>
+            <w:r>
+              <w:rPr>
+                <w:rFonts w:ascii="Arial" w:eastAsia="Goudy Type" w:hAnsi="Arial" w:cs="Arial"/>
+                <w:b/>
+                <w:bCs/>
+              </w:rPr>
+              <w:t>Lhama</w:t>
+            </w:r>
+          </w:p>
+        </w:tc>
+        <w:tc>
+          <w:tcPr>
+            <w:tcW w:w="1917" w:type="dxa"/>
+            <w:tcBorders>
+              <w:top w:val="single" w:sz="6" w:space="0" w:color="auto"/>
+              <w:left w:val="single" w:sz="6" w:space="0" w:color="auto"/>
+              <w:bottom w:val="single" w:sz="6" w:space="0" w:color="auto"/>
+              <w:right w:val="single" w:sz="6" w:space="0" w:color="auto"/>
+            </w:tcBorders>
+            <w:vAlign w:val="center"/>
+          </w:tcPr>
+          <w:p>
+            <w:pPr>
+              <w:rPr>
+                <w:rFonts w:ascii="Arial" w:eastAsia="Goudy Type" w:hAnsi="Arial" w:cs="Arial"/>
+                <w:b/>
+                <w:bCs/>
+              </w:rPr>
+            </w:pPr>
+            <w:r>
+              <w:rPr>
+                <w:rFonts w:ascii="Arial" w:eastAsia="Goudy Type" w:hAnsi="Arial" w:cs="Arial"/>
+              </w:rPr>
+              <w:t>OK</w:t>
+            </w:r>
+          </w:p>
+        </w:tc>
+      </w:tr>
+      <w:tr>
+        <w:trPr>
+          <w:trHeight w:val="482"/>
+          <w:tblCellSpacing w:w="15" w:type="dxa"/>
+          <w:jc w:val="center"/>
+        </w:trPr>
+        <w:tc>
+          <w:tcPr>
+            <w:tcW w:w="2074" w:type="dxa"/>
+            <w:tcBorders>
+              <w:top w:val="single" w:sz="6" w:space="0" w:color="auto"/>
+              <w:left w:val="single" w:sz="6" w:space="0" w:color="auto"/>
+              <w:bottom w:val="single" w:sz="6" w:space="0" w:color="auto"/>
+              <w:right w:val="single" w:sz="6" w:space="0" w:color="auto"/>
+            </w:tcBorders>
+            <w:vAlign w:val="center"/>
+          </w:tcPr>
+          <w:p>
+            <w:pPr>
+              <w:jc w:val="center"/>
+              <w:rPr>
+                <w:rFonts w:ascii="Arial" w:eastAsia="Goudy Type" w:hAnsi="Arial" w:cs="Arial"/>
+                <w:b/>
+                <w:bCs/>
+              </w:rPr>
+            </w:pPr>
+            <w:r>
+              <w:rPr>
+                <w:rFonts w:ascii="Arial" w:eastAsia="Goudy Type" w:hAnsi="Arial" w:cs="Arial"/>
+                <w:b/>
+                <w:bCs/>
+              </w:rPr>
+              <w:t>Lanterna</w:t>
+            </w:r>
+          </w:p>
+        </w:tc>
+        <w:tc>
+          <w:tcPr>
+            <w:tcW w:w="1917" w:type="dxa"/>
+            <w:tcBorders>
+              <w:top w:val="single" w:sz="6" w:space="0" w:color="auto"/>
+              <w:left w:val="single" w:sz="6" w:space="0" w:color="auto"/>
+              <w:bottom w:val="single" w:sz="6" w:space="0" w:color="auto"/>
+              <w:right w:val="single" w:sz="6" w:space="0" w:color="auto"/>
+            </w:tcBorders>
+            <w:vAlign w:val="center"/>
+          </w:tcPr>
+          <w:p>
+            <w:pPr>
+              <w:rPr>
+                <w:rFonts w:ascii="Arial" w:eastAsia="Goudy Type" w:hAnsi="Arial" w:cs="Arial"/>
+                <w:b/>
+                <w:bCs/>
+              </w:rPr>
+            </w:pPr>
+            <w:r>
+              <w:rPr>
+                <w:rFonts w:ascii="Arial" w:eastAsia="Goudy Type" w:hAnsi="Arial" w:cs="Arial"/>
+              </w:rPr>
+              <w:t>OK</w:t>
+            </w:r>
+          </w:p>
+        </w:tc>
+      </w:tr>
+      <w:tr>
+        <w:trPr>
+          <w:trHeight w:val="482"/>
+          <w:tblCellSpacing w:w="15" w:type="dxa"/>
+          <w:jc w:val="center"/>
+        </w:trPr>
+        <w:tc>
+          <w:tcPr>
+            <w:tcW w:w="2074" w:type="dxa"/>
+            <w:tcBorders>
+              <w:top w:val="single" w:sz="6" w:space="0" w:color="auto"/>
+              <w:left w:val="single" w:sz="6" w:space="0" w:color="auto"/>
+              <w:bottom w:val="single" w:sz="6" w:space="0" w:color="auto"/>
+              <w:right w:val="single" w:sz="6" w:space="0" w:color="auto"/>
+            </w:tcBorders>
+            <w:vAlign w:val="center"/>
+            <w:hideMark/>
+          </w:tcPr>
+          <w:p>
+            <w:pPr>
+              <w:jc w:val="center"/>
+              <w:rPr>
+                <w:rFonts w:ascii="Arial" w:eastAsia="Goudy Type" w:hAnsi="Arial" w:cs="Arial"/>
+                <w:b/>
+                <w:bCs/>
+              </w:rPr>
+            </w:pPr>
+            <w:r>
+              <w:rPr>
+                <w:rFonts w:ascii="Arial" w:eastAsia="Goudy Type" w:hAnsi="Arial" w:cs="Arial"/>
+                <w:b/>
+                <w:bCs/>
+              </w:rPr>
+              <w:t>Picareta</w:t>
+            </w:r>
+          </w:p>
+        </w:tc>
+        <w:tc>
+          <w:tcPr>
+            <w:tcW w:w="1917" w:type="dxa"/>
+            <w:tcBorders>
+              <w:top w:val="single" w:sz="6" w:space="0" w:color="auto"/>
+              <w:left w:val="single" w:sz="6" w:space="0" w:color="auto"/>
+              <w:bottom w:val="single" w:sz="6" w:space="0" w:color="auto"/>
+              <w:right w:val="single" w:sz="6" w:space="0" w:color="auto"/>
+            </w:tcBorders>
+            <w:vAlign w:val="center"/>
+            <w:hideMark/>
+          </w:tcPr>
+          <w:p>
+            <w:pPr>
+              <w:spacing w:after="0"/>
+              <w:jc w:val="both"/>
+              <w:rPr>
+                <w:rFonts w:ascii="Arial" w:eastAsia="Goudy Type" w:hAnsi="Arial" w:cs="Arial"/>
+              </w:rPr>
+            </w:pPr>
+            <w:r>
+              <w:rPr>
+                <w:rFonts w:ascii="Arial" w:eastAsia="Goudy Type" w:hAnsi="Arial" w:cs="Arial"/>
+              </w:rPr>
+              <w:t>OK</w:t>
+            </w:r>
+          </w:p>
+        </w:tc>
+      </w:tr>
+      <w:tr>
+        <w:trPr>
+          <w:trHeight w:val="482"/>
+          <w:tblCellSpacing w:w="15" w:type="dxa"/>
+          <w:jc w:val="center"/>
+        </w:trPr>
+        <w:tc>
+          <w:tcPr>
+            <w:tcW w:w="2074" w:type="dxa"/>
+            <w:tcBorders>
+              <w:top w:val="single" w:sz="6" w:space="0" w:color="auto"/>
+              <w:left w:val="single" w:sz="6" w:space="0" w:color="auto"/>
+              <w:bottom w:val="single" w:sz="6" w:space="0" w:color="auto"/>
+              <w:right w:val="single" w:sz="6" w:space="0" w:color="auto"/>
+            </w:tcBorders>
+            <w:vAlign w:val="center"/>
+          </w:tcPr>
+          <w:p>
+            <w:pPr>
+              <w:jc w:val="center"/>
+              <w:rPr>
+                <w:rFonts w:ascii="Arial" w:eastAsia="Goudy Type" w:hAnsi="Arial" w:cs="Arial"/>
+                <w:b/>
+                <w:bCs/>
+              </w:rPr>
+            </w:pPr>
+            <w:r>
+              <w:rPr>
+                <w:rFonts w:ascii="Arial" w:eastAsia="Goudy Type" w:hAnsi="Arial" w:cs="Arial"/>
+                <w:b/>
+                <w:bCs/>
+              </w:rPr>
+              <w:t>Tupu de Prata</w:t>
+            </w:r>
+          </w:p>
+        </w:tc>
+        <w:tc>
+          <w:tcPr>
+            <w:tcW w:w="1917" w:type="dxa"/>
+            <w:tcBorders>
+              <w:top w:val="single" w:sz="6" w:space="0" w:color="auto"/>
+              <w:left w:val="single" w:sz="6" w:space="0" w:color="auto"/>
+              <w:bottom w:val="single" w:sz="6" w:space="0" w:color="auto"/>
+              <w:right w:val="single" w:sz="6" w:space="0" w:color="auto"/>
+            </w:tcBorders>
+            <w:vAlign w:val="center"/>
+          </w:tcPr>
+          <w:p>
+            <w:pPr>
+              <w:spacing w:after="0"/>
+              <w:jc w:val="both"/>
+              <w:rPr>
+                <w:rFonts w:ascii="Arial" w:eastAsia="Goudy Type" w:hAnsi="Arial" w:cs="Arial"/>
+              </w:rPr>
+            </w:pPr>
+            <w:r>
+              <w:rPr>
+                <w:rFonts w:ascii="Arial" w:eastAsia="Goudy Type" w:hAnsi="Arial" w:cs="Arial"/>
+              </w:rPr>
+              <w:t>OK</w:t>
+            </w:r>
+          </w:p>
+        </w:tc>
+      </w:tr>
+    </w:tbl>
+    <w:p>
+      <w:pPr>
+        <w:pStyle w:val="PargrafodaLista"/>
+        <w:spacing w:after="0"/>
+        <w:jc w:val="center"/>
+        <w:rPr>
+          <w:rFonts w:ascii="Arial" w:eastAsia="Goudy Type" w:hAnsi="Arial" w:cs="Arial"/>
+          <w:b/>
+          <w:bCs/>
+          <w:sz w:val="32"/>
+          <w:szCs w:val="32"/>
+        </w:rPr>
+      </w:pPr>
+    </w:p>
+    <w:p>
+      <w:pPr>
+        <w:pStyle w:val="PargrafodaLista"/>
+        <w:spacing w:after="0"/>
+        <w:jc w:val="center"/>
+        <w:rPr>
+          <w:rFonts w:ascii="Arial" w:eastAsia="Goudy Type" w:hAnsi="Arial" w:cs="Arial"/>
+          <w:b/>
+          <w:bCs/>
+          <w:sz w:val="32"/>
+          <w:szCs w:val="32"/>
+        </w:rPr>
+      </w:pPr>
+    </w:p>
+    <w:p>
+      <w:pPr>
+        <w:pStyle w:val="PargrafodaLista"/>
+        <w:spacing w:after="0"/>
+        <w:jc w:val="center"/>
+        <w:rPr>
+          <w:rFonts w:ascii="Arial" w:eastAsia="Goudy Type" w:hAnsi="Arial" w:cs="Arial"/>
+          <w:b/>
+          <w:bCs/>
+          <w:sz w:val="32"/>
+          <w:szCs w:val="32"/>
+        </w:rPr>
+      </w:pPr>
+      <w:r>
+        <w:rPr>
+          <w:rFonts w:ascii="Arial" w:eastAsia="Goudy Type" w:hAnsi="Arial" w:cs="Arial"/>
+          <w:b/>
+          <w:bCs/>
+          <w:sz w:val="32"/>
+          <w:szCs w:val="32"/>
+        </w:rPr>
         <w:t>Sonorização</w:t>
       </w:r>
     </w:p>
@@ -1556,6 +2297,7 @@
                 <w:b/>
                 <w:bCs/>
               </w:rPr>
+              <w:lastRenderedPageBreak/>
               <w:t>Pop-up Educativo:</w:t>
             </w:r>
             <w:r>
@@ -1597,6 +2339,7 @@
                 <w:b/>
                 <w:bCs/>
               </w:rPr>
+              <w:lastRenderedPageBreak/>
               <w:t>Efeitos Sonoros de Interação (SFX)</w:t>
             </w:r>
           </w:p>
@@ -8277,6 +9020,7 @@
   <w:style w:type="paragraph" w:default="1" w:styleId="Normal">
     <w:name w:val="Normal"/>
     <w:qFormat/>
+    <w:rsid w:val="00B611D3"/>
   </w:style>
   <w:style w:type="paragraph" w:styleId="Ttulo1">
     <w:name w:val="heading 1"/>
